--- a/published/ai-es/02_our_bodies/08_planning/lab-protocols/08_planning-lab.docx
+++ b/published/ai-es/02_our_bodies/08_planning/lab-protocols/08_planning-lab.docx
@@ -14,7 +14,7 @@
     </w:p>
     <w:p>
       <w:r>
-        <w:t>To visualize your Future Self and plan the habits you need to get there.</w:t>
+        <w:t>Imagine who you want to be when you grow up and plan the healthy habits that will get you there!</w:t>
       </w:r>
     </w:p>
     <w:p>
@@ -24,54 +24,75 @@
     </w:p>
     <w:p>
       <w:r>
-        <w:t>A big piece of paper.  Crayons or markers.  Old magazines (optional, for cutting out pictures).   Steps</w:t>
+        <w:t>A big piece of paper (poster size is best!)  Crayons, markers, or colored pencils  Old magazines for cutting out pictures (optional)  Tape or glue stick   Steps</w:t>
       </w:r>
     </w:p>
     <w:p>
       <w:r>
-        <w:t>1. The Dream</w:t>
+        <w:t>1. Close Your Eyes and Dream</w:t>
       </w:r>
     </w:p>
     <w:p>
       <w:r>
-        <w:t>Close your eyes. Imagine you are 20 years old.</w:t>
+        <w:t>Close your eyes. Imagine you are 20 years old. Think about these questions:</w:t>
       </w:r>
     </w:p>
     <w:p>
       <w:r>
-        <w:t>Are you an astronaut? A doctor? A dancer?  Are you happy? Strong? Kind?   2. The Poster</w:t>
+        <w:t>What job do you have? (Astronaut? Doctor? Artist? Teacher?)  What do you look like? (Strong? Happy? Kind?)  What cool things can you do?   2. Draw Future You</w:t>
       </w:r>
     </w:p>
     <w:p>
       <w:r>
-        <w:t>Draw that person in the middle of the paper.</w:t>
+        <w:t>In the middle of the poster, draw a big picture of "Future You." Make it colorful!</w:t>
         <w:br/>
-        <w:t>Write "FUTURE ME" at the top.</w:t>
+        <w:t>Write "FUTURE ME" at the top in big letters.</w:t>
       </w:r>
     </w:p>
     <w:p>
       <w:r>
-        <w:t>3. The Plan</w:t>
+        <w:t>3. Add Your Habit Plan</w:t>
       </w:r>
     </w:p>
     <w:p>
       <w:r>
-        <w:t>Around the drawing, write or draw the things you need to do to get there.</w:t>
+        <w:t>Around your drawing, write or draw the healthy habits you need to do TODAY to become that person:</w:t>
       </w:r>
     </w:p>
     <w:p>
       <w:r>
-        <w:t>"Eat Veggies" (to be strong).  "Read Books" (to be smart).  "Be Nice" (to have friends).   My Habits Log</w:t>
+        <w:t>"Eat Veggies" (to be strong) -- draw a carrot  "Read Books" (to be smart) -- draw a book  "Exercise" (to be fast) -- draw a pair of running shoes  "Sleep Well" (to recharge) -- draw a bed with ZZZ  "Be Kind" (to have friends) -- draw a heart   4. Make a Habit Tracker</w:t>
       </w:r>
     </w:p>
     <w:p>
       <w:r>
-        <w:t>My Goal  My Habit  Check if I did it today!      Example : Strong Body  Habit : 10 Jumping Jacks  [ ]    My Goal :  Habit :  [ ]     What We Learned</w:t>
+        <w:t>At the bottom of the poster, make a small chart to track one habit this week.</w:t>
       </w:r>
     </w:p>
     <w:p>
       <w:r>
-        <w:t>Planning connects Today to Tomorrow. Small actions everyday turn into big results later!</w:t>
+        <w:t>My Habits Log</w:t>
+      </w:r>
+    </w:p>
+    <w:p>
+      <w:r>
+        <w:t>*</w:t>
+      </w:r>
+    </w:p>
+    <w:p>
+      <w:r>
+        <w:t>Write your response here  *</w:t>
+        <w:br/>
+        <w:t>My Future Me wants to be: ___</w:t>
+        <w:br/>
+        <w:t>The most important habit I chose is: ___</w:t>
+        <w:br/>
+        <w:t>I did my habit today: Yes / No</w:t>
+      </w:r>
+    </w:p>
+    <w:p>
+      <w:r>
+        <w:t>Day  My Habit  Did I Do It?      Monday      Tuesday      Wednesday      Thursday      Friday       What We Learned</w:t>
       </w:r>
     </w:p>
     <w:sectPr>
